--- a/Unidad 1/Act 1.1 Cuadro comparativo_CynthiaMorales_6ISC.docx
+++ b/Unidad 1/Act 1.1 Cuadro comparativo_CynthiaMorales_6ISC.docx
@@ -608,7 +608,35 @@
         <w:rPr>
           <w:rFonts w:ascii="Arial" w:hAnsi="Arial" w:cs="Arial"/>
         </w:rPr>
-        <w:t>En este trabajo se analizan y comparan algunos de los SGBD más utilizados, como MySQL, PostgreSQL, MongoDB, Cassandra, Oracle Database y SQL Server, con el fin de comprender sus principales características, ventajas y aplicaciones en el entorno tecnológico actual.</w:t>
+        <w:t xml:space="preserve">En este trabajo se analizan y comparan algunos de los SGBD más utilizados, como MySQL, PostgreSQL, MongoDB, </w:t>
+      </w:r>
+      <w:proofErr w:type="spellStart"/>
+      <w:r>
+        <w:rPr>
+          <w:rFonts w:ascii="Arial" w:hAnsi="Arial" w:cs="Arial"/>
+        </w:rPr>
+        <w:t>Cassandra</w:t>
+      </w:r>
+      <w:proofErr w:type="spellEnd"/>
+      <w:r>
+        <w:rPr>
+          <w:rFonts w:ascii="Arial" w:hAnsi="Arial" w:cs="Arial"/>
+        </w:rPr>
+        <w:t xml:space="preserve">, Oracle </w:t>
+      </w:r>
+      <w:proofErr w:type="spellStart"/>
+      <w:r>
+        <w:rPr>
+          <w:rFonts w:ascii="Arial" w:hAnsi="Arial" w:cs="Arial"/>
+        </w:rPr>
+        <w:t>Database</w:t>
+      </w:r>
+      <w:proofErr w:type="spellEnd"/>
+      <w:r>
+        <w:rPr>
+          <w:rFonts w:ascii="Arial" w:hAnsi="Arial" w:cs="Arial"/>
+        </w:rPr>
+        <w:t xml:space="preserve"> y SQL Server, con el fin de comprender sus principales características, ventajas y aplicaciones en el entorno tecnológico actual.</w:t>
       </w:r>
     </w:p>
     <w:p>
@@ -1362,12 +1390,14 @@
                 <w:rFonts w:ascii="Bahnschrift Light SemiCondensed" w:hAnsi="Bahnschrift Light SemiCondensed"/>
               </w:rPr>
             </w:pPr>
+            <w:proofErr w:type="spellStart"/>
             <w:r>
               <w:rPr>
                 <w:rFonts w:ascii="Bahnschrift Light SemiCondensed" w:hAnsi="Bahnschrift Light SemiCondensed"/>
               </w:rPr>
               <w:t>Cassandra</w:t>
             </w:r>
+            <w:proofErr w:type="spellEnd"/>
           </w:p>
         </w:tc>
         <w:tc>
@@ -1387,8 +1417,16 @@
               <w:rPr>
                 <w:rFonts w:ascii="Bahnschrift Light SemiCondensed" w:hAnsi="Bahnschrift Light SemiCondensed"/>
               </w:rPr>
-              <w:t>Oracle Database</w:t>
-            </w:r>
+              <w:t xml:space="preserve">Oracle </w:t>
+            </w:r>
+            <w:proofErr w:type="spellStart"/>
+            <w:r>
+              <w:rPr>
+                <w:rFonts w:ascii="Bahnschrift Light SemiCondensed" w:hAnsi="Bahnschrift Light SemiCondensed"/>
+              </w:rPr>
+              <w:t>Database</w:t>
+            </w:r>
+            <w:proofErr w:type="spellEnd"/>
           </w:p>
         </w:tc>
         <w:tc>
@@ -2311,8 +2349,16 @@
               <w:rPr>
                 <w:rFonts w:ascii="Bahnschrift Light SemiCondensed" w:hAnsi="Bahnschrift Light SemiCondensed"/>
               </w:rPr>
-              <w:t>Seguridad, transacciones, análisis y reporting</w:t>
-            </w:r>
+              <w:t xml:space="preserve">Seguridad, transacciones, análisis y </w:t>
+            </w:r>
+            <w:proofErr w:type="spellStart"/>
+            <w:r>
+              <w:rPr>
+                <w:rFonts w:ascii="Bahnschrift Light SemiCondensed" w:hAnsi="Bahnschrift Light SemiCondensed"/>
+              </w:rPr>
+              <w:t>reporting</w:t>
+            </w:r>
+            <w:proofErr w:type="spellEnd"/>
           </w:p>
         </w:tc>
       </w:tr>
@@ -2977,7 +3023,21 @@
         <w:rPr>
           <w:rFonts w:ascii="Arial" w:hAnsi="Arial" w:cs="Arial"/>
         </w:rPr>
-        <w:t>Los sistemas relacionales como MySQL, PostgreSQL, Oracle y SQL Server destacan por su estructura organizada y confiabilidad, mientras que los NoSQL como MongoDB y Cassandra ofrecen mayor flexibilidad y escalabilidad para grandes volúmenes de datos.</w:t>
+        <w:t xml:space="preserve">Los sistemas relacionales como MySQL, PostgreSQL, Oracle y SQL Server destacan por su estructura organizada y confiabilidad, mientras que los NoSQL como MongoDB y </w:t>
+      </w:r>
+      <w:proofErr w:type="spellStart"/>
+      <w:r>
+        <w:rPr>
+          <w:rFonts w:ascii="Arial" w:hAnsi="Arial" w:cs="Arial"/>
+        </w:rPr>
+        <w:t>Cassandra</w:t>
+      </w:r>
+      <w:proofErr w:type="spellEnd"/>
+      <w:r>
+        <w:rPr>
+          <w:rFonts w:ascii="Arial" w:hAnsi="Arial" w:cs="Arial"/>
+        </w:rPr>
+        <w:t xml:space="preserve"> ofrecen mayor flexibilidad y escalabilidad para grandes volúmenes de datos.</w:t>
       </w:r>
     </w:p>
     <w:p>
@@ -3105,7 +3165,15 @@
                 <w:t>¿Qué es un SGBD? Conceptos clave explicados con ejemplos</w:t>
               </w:r>
               <w:r>
-                <w:t>. (2025, 25 marzo). Datacamp. https://www.datacamp.com/es/blog/what-is-a-dbms</w:t>
+                <w:t xml:space="preserve">. (2025, 25 marzo). </w:t>
+              </w:r>
+              <w:proofErr w:type="spellStart"/>
+              <w:r>
+                <w:t>Datacamp</w:t>
+              </w:r>
+              <w:proofErr w:type="spellEnd"/>
+              <w:r>
+                <w:t>. https://www.datacamp.com/es/blog/what-is-a-dbms</w:t>
               </w:r>
             </w:p>
             <w:p>
@@ -3130,7 +3198,21 @@
         </w:sdt>
       </w:sdtContent>
     </w:sdt>
-    <w:p/>
+    <w:p>
+      <w:r>
+        <w:t>ANEXO LINK DE LA ACTIVIDAD PRESENTADA SUBIDA A GITHUB</w:t>
+      </w:r>
+    </w:p>
+    <w:p>
+      <w:hyperlink r:id="rId9" w:history="1">
+        <w:r>
+          <w:rPr>
+            <w:rStyle w:val="Hipervnculo"/>
+          </w:rPr>
+          <w:t>https://github.com/Cynthia21Morales/ABD_CynthiaJasmineMT/blob/main/Unidad%201/Act%201.1%20Cuadro%20comparativo_CynthiaMorales_6ISC.docx</w:t>
+        </w:r>
+      </w:hyperlink>
+    </w:p>
     <w:sectPr>
       <w:pgSz w:w="12240" w:h="15840"/>
       <w:pgMar w:top="1418" w:right="1701" w:bottom="1418" w:left="1701" w:header="709" w:footer="709" w:gutter="0"/>
@@ -4855,6 +4937,29 @@
       <w:rFonts w:ascii="Times New Roman" w:hAnsi="Times New Roman" w:cs="Times New Roman"/>
     </w:rPr>
   </w:style>
+  <w:style w:type="character" w:styleId="Hipervnculo">
+    <w:name w:val="Hyperlink"/>
+    <w:basedOn w:val="Fuentedeprrafopredeter"/>
+    <w:uiPriority w:val="99"/>
+    <w:unhideWhenUsed/>
+    <w:rsid w:val="00895F5A"/>
+    <w:rPr>
+      <w:color w:val="467886" w:themeColor="hyperlink"/>
+      <w:u w:val="single"/>
+    </w:rPr>
+  </w:style>
+  <w:style w:type="character" w:styleId="Mencinsinresolver">
+    <w:name w:val="Unresolved Mention"/>
+    <w:basedOn w:val="Fuentedeprrafopredeter"/>
+    <w:uiPriority w:val="99"/>
+    <w:semiHidden/>
+    <w:unhideWhenUsed/>
+    <w:rsid w:val="00895F5A"/>
+    <w:rPr>
+      <w:color w:val="605E5C"/>
+      <w:shd w:val="clear" w:color="auto" w:fill="E1DFDD"/>
+    </w:rPr>
+  </w:style>
 </w:styles>
 </file>
 
